--- a/src/backend/alembic.docx
+++ b/src/backend/alembic.docx
@@ -52,7 +52,7 @@
           <w:vertAlign w:val="baseline"/>
           <w:rtl w:val="0"/>
         </w:rPr>
-        <w:t xml:space="preserve"># A generic, single database configuration  .</w:t>
+        <w:t xml:space="preserve"># A generic, single database config.</w:t>
       </w:r>
     </w:p>
     <w:p>

--- a/src/backend/alembic.docx
+++ b/src/backend/alembic.docx
@@ -52,7 +52,7 @@
           <w:vertAlign w:val="baseline"/>
           <w:rtl w:val="0"/>
         </w:rPr>
-        <w:t xml:space="preserve"># A generic, single database config.</w:t>
+        <w:t xml:space="preserve"># A generic, single database configu.</w:t>
       </w:r>
     </w:p>
     <w:p>
